--- a/report-SCRS-2026-165/SCRS_doc_template.docx
+++ b/report-SCRS-2026-165/SCRS_doc_template.docx
@@ -319,10 +319,10 @@
             <v:path o:extrusionok="f" gradientshapeok="t" o:connecttype="rect"/>
             <o:lock v:ext="edit" aspectratio="t"/>
           </v:shapetype>
-          <v:shape id="_x0000_i1025" type="#_x0000_t75" style="width:81.4pt;height:25.15pt" o:ole="">
+          <v:shape id="_x0000_i1025" type="#_x0000_t75" style="width:81.75pt;height:25.5pt" o:ole="">
             <v:imagedata r:id="rId8" o:title=""/>
           </v:shape>
-          <o:OLEObject Type="Embed" ProgID="Equation.3" ShapeID="_x0000_i1025" DrawAspect="Content" ObjectID="_1844795043" r:id="rId9"/>
+          <o:OLEObject Type="Embed" ProgID="Equation.3" ShapeID="_x0000_i1025" DrawAspect="Content" ObjectID="_1845010641" r:id="rId9"/>
         </w:object>
       </w:r>
     </w:p>
@@ -539,7 +539,7 @@
     </w:p>
     <w:p>
       <w:pPr>
-        <w:pStyle w:val="TableBody"/>
+        <w:pStyle w:val="TableCaption"/>
       </w:pPr>
       <w:r>
         <w:rPr>
@@ -1012,7 +1012,7 @@
     </w:p>
     <w:p>
       <w:pPr>
-        <w:pStyle w:val="Reference"/>
+        <w:pStyle w:val="Bibliography"/>
         <w:ind w:left="567" w:hanging="567"/>
         <w:rPr>
           <w:rFonts w:eastAsia="Times New Roman"/>
@@ -1041,7 +1041,7 @@
     </w:p>
     <w:p>
       <w:pPr>
-        <w:pStyle w:val="Reference"/>
+        <w:pStyle w:val="Bibliography"/>
         <w:ind w:left="567" w:hanging="567"/>
       </w:pPr>
       <w:r>
@@ -1059,7 +1059,7 @@
     </w:p>
     <w:p>
       <w:pPr>
-        <w:pStyle w:val="Reference"/>
+        <w:pStyle w:val="Bibliography"/>
         <w:ind w:left="567" w:hanging="567"/>
       </w:pPr>
       <w:r>
@@ -1084,7 +1084,7 @@
     </w:p>
     <w:p>
       <w:pPr>
-        <w:pStyle w:val="Reference"/>
+        <w:pStyle w:val="Bibliography"/>
         <w:ind w:left="567" w:hanging="567"/>
       </w:pPr>
       <w:r>
@@ -10912,6 +10912,14 @@
       <w:sz w:val="20"/>
     </w:rPr>
   </w:style>
+  <w:style w:type="paragraph" w:styleId="Bibliography">
+    <w:name w:val="Bibliography"/>
+    <w:basedOn w:val="Normal"/>
+    <w:next w:val="Normal"/>
+    <w:uiPriority w:val="37"/>
+    <w:unhideWhenUsed/>
+    <w:rsid w:val="00F203CD"/>
+  </w:style>
 </w:styles>
 </file>
 
